--- a/hin/docx/081.content.docx
+++ b/hin/docx/081.content.docx
@@ -150,26 +150,6 @@
           <w:lang w:val="hi_IN" w:bidi="hi_IN"/>
         </w:rPr>
         <w:t>A</w:t>
-      </w:r>
-      <w:r>
-        <w:rPr>
-          <w:lang w:val="hi_IN" w:bidi="hi_IN"/>
-        </w:rPr>
-      </w:r>
-    </w:p>
-    <w:p>
-      <w:pPr/>
-      <w:r>
-        <w:rPr>
-          <w:lang w:val="hi_IN" w:bidi="hi_IN"/>
-        </w:rPr>
-      </w:r>
-      <w:r>
-        <w:rPr>
-          <w:i/>
-          <w:lang w:val="hi_IN" w:bidi="hi_IN"/>
-        </w:rPr>
-        <w:t>Ab, Architecture</w:t>
       </w:r>
       <w:r>
         <w:rPr>

--- a/hin/docx/081.content.docx
+++ b/hin/docx/081.content.docx
@@ -19,7 +19,7 @@
         <w:rPr>
           <w:lang w:val="hi_IN" w:bidi="hi_IN"/>
         </w:rPr>
-        <w:t>Resource: बाइबल कोश (टिंडेल)</w:t>
+        <w:t>Resource: Tyndale Open Bible Dictionary</w:t>
       </w:r>
       <w:r>
         <w:rPr>
@@ -112,7 +112,7 @@
         <w:rPr>
           <w:lang w:val="hi_IN" w:bidi="hi_IN"/>
         </w:rPr>
-        <w:t>बाइबल कोश (टिंडेल)</w:t>
+        <w:t>Tyndale Open Bible Dictionary</w:t>
       </w:r>
     </w:p>
     <w:p>

--- a/hin/docx/081.content.docx
+++ b/hin/docx/081.content.docx
@@ -8692,7 +8692,7 @@
         <w:rPr>
           <w:lang w:val="hi_IN" w:bidi="hi_IN"/>
         </w:rPr>
-        <w:t>प्रभु ने उसकी प्रार्थना का उत्तर दिया और उसने अपने पुत्र का नाम शमूएल रखा। जब शमूएल का दूध छुड़ाया गया (लगभग तीन वर्ष की आयु में), तो हन्ना ने उसे शीलो में पवित्रस्थान में प्रभु की सेवा के लिए अर्पित कर दिया। उसके बाद से, शमूएल एली याजक के साथ रहने लगे। उनके माता-पिता उनसे मिलने के लिए मंदिर में आराधना की वार्षिक यात्राओं पर जाते थे। हन्ना के तीन और पुत्र और दो पुत्रियाँ हुईं (</w:t>
+        <w:t>प्रभु ने उसकी प्रार्थना का उत्तर दिया और उसने अपने पुत्र का नाम शमूएल रखा। जब शमूएल का दूध छुड़ाया गया (लगभग तीन वर्ष की आयु में), तो हन्ना ने उसे शीलो में पवित्रस्थान में प्रभु की सेवा के लिए अर्पित कर दिया। उसके बाद से, शमूएल एली याजक के साथ रहने लगे। उनके माता-पिता हर साल शीलो में प्रभु की आराधना करने के लिए अपनी यात्राओं के दौरान उनसे मिलने आते थे। हन्ना के तीन और पुत्र और दो पुत्रियाँ हुईं (</w:t>
       </w:r>
       <w:hyperlink r:id="rId179">
         <w:r>

--- a/hin/docx/081.content.docx
+++ b/hin/docx/081.content.docx
@@ -19,7 +19,7 @@
         <w:rPr>
           <w:lang w:val="hi_IN" w:bidi="hi_IN"/>
         </w:rPr>
-        <w:t>Resource: Tyndale Open Bible Dictionary</w:t>
+        <w:t>Resource: Aquifer Open Bible Dictionary</w:t>
       </w:r>
       <w:r>
         <w:rPr>
@@ -112,7 +112,7 @@
         <w:rPr>
           <w:lang w:val="hi_IN" w:bidi="hi_IN"/>
         </w:rPr>
-        <w:t>Tyndale Open Bible Dictionary</w:t>
+        <w:t>Aquifer Open Bible Dictionary</w:t>
       </w:r>
     </w:p>
     <w:p>
